--- a/example_articles/countries/Belgium/1.countries_Belgium_New_York_Times.docx
+++ b/example_articles/countries/Belgium/1.countries_Belgium_New_York_Times.docx
@@ -27,17 +27,17 @@
     </w:p>
     <w:p>
       <w:r>
-        <w:t>Source File: NYT/40.DOCX</w:t>
+        <w:t>Source file: NYT/40.DOCX</w:t>
       </w:r>
     </w:p>
     <w:p>
       <w:r>
-        <w:t>Raw locations result: ['Belgium']</w:t>
+        <w:t>Raw locations result, 'locations': ['Belgium']</w:t>
       </w:r>
     </w:p>
     <w:p>
       <w:r>
-        <w:t>countries_stand_flat (Standardized): Belgium</w:t>
+        <w:t>Standardized locations result, 'countries_stand_flat': Belgium</w:t>
       </w:r>
     </w:p>
     <w:p>

--- a/example_articles/countries/Belgium/1.countries_Belgium_New_York_Times.docx
+++ b/example_articles/countries/Belgium/1.countries_Belgium_New_York_Times.docx
@@ -7,7 +7,9 @@
         <w:pStyle w:val="Heading1"/>
       </w:pPr>
       <w:r>
-        <w:t>Notes From Youngstown; The Angry Voice of a City Left Behind</w:t>
+        <w:t>FILM;</w:t>
+        <w:br/>
+        <w:t>Into a Delicate, Guilty Mind</w:t>
       </w:r>
     </w:p>
     <w:p>
@@ -17,17 +19,17 @@
     </w:p>
     <w:p>
       <w:r>
-        <w:t>Date: 2002-02-28</w:t>
+        <w:t>Date: 1999-07-18</w:t>
       </w:r>
     </w:p>
     <w:p>
       <w:r>
-        <w:t>Section: Section A; Column 1; Editorial Desk; Pg. 27</w:t>
+        <w:t>Section: Section 2; ; Section 2; Page 24; Column 4; Arts and Leisure Desk ; Column 4;</w:t>
       </w:r>
     </w:p>
     <w:p>
       <w:r>
-        <w:t>Source file: NYT/40.DOCX</w:t>
+        <w:t>Source file: NYT/34.DOCX</w:t>
       </w:r>
     </w:p>
     <w:p>
@@ -49,23 +51,41 @@
     </w:p>
     <w:p>
       <w:r>
-        <w:t xml:space="preserve">To those outside Youngstown, Rep. James A. Traficant Jr. must seem alien -- a curious figure, in his cowboy boots and long sideburns. Mr. Traficant, notorious for thumbing his nose at Beltway convention with his bombastic one-minute speeches on the House floor and his contrived bad-boy costume, is currently defending himself against a 10-count indictment on charges of bribery and obstruction of justice in a federal court in Cleveland. If convicted, the nine-term congressman could face more than 60 years in prison and $2 million in fines. </w:t>
+        <w:t>MEET Benoit: bon vivant, raconteur and smalltime intellectual. His parents are shopkeepers, his girlfriend plays the flute, and he would be great company were he not a mass murderer. Benoit is the hero of "Man Bites Dog," a 1992 classic of underground Belgian cinema. In the course of this 92-minute pseudo-documentary, he quotes Jacques Brel and rails against the architecture of low-cost housing while killing old people, women and children.</w:t>
         <w:br/>
-        <w:t xml:space="preserve">     Reaction here in Youngstown has been mixed. Shortly before the trial began this month, an anonymous valentine to Mr. Traficant was found imbedded in the frozen ground of a city park. The perpetrator -- who turned out to be a local-born artist back in town from New York -- called the sculpture, which included a Hollywood-Walk-of-Fame-style star with Mr. Traficant's name above a tommy gun, a work of art open to interpretation. And it was. Some dismissed it as a radio station publicity stunt, while others made the pilgrimage downtown to view it, paying homage to a man who to some here has become a kind of folk hero. </w:t>
+        <w:t>In other words, Benoit manages to appear at once socially deviant and entirely ordinary, and in this he is like many of his cinematic compatriots. From the little boy who dreams of being a transvestite in Alain Berliner's "Ma Vie en Rose," to the corporate executive who learns to enjoy life from a hitchhiker with Down's syndrome in Jaco van Dormael's "Eighth Day," to the 18th-century castrato who longs for a satisfying relationship in Gerard Corbiau's "Farinelli," to the dwarf-size legal clerk who falls in love with a mountainous Anita Ekberg in Yvan Le Moine's "Red Dwarf," these Belgian Everymen seem afflicted with a perpetual identity crisis, products of a deeply divided land and a national cinema that fluctuates wildly between extremes of the mundane and the peculiar.</w:t>
         <w:br/>
-        <w:t xml:space="preserve"> Some may wonder why, after this, Mr. Traficant's second indictment on federal bribery charges in nearly 20 years, he still maintains any kind of support among his constituents. (He won nearly 50 percent of the vote in a three-way election in 2000 and recently announced that he would be running for re-election, as an independent.) Mr. Traficant's detractors have often equated this loyalty with voter ignorance. But given the history of this city -- from its position as a major steel-producing town to one mired in a stagnant economy and high unemployment -- Mr. Traficant's appeal is understandable.</w:t>
+        <w:t>This year in particular marked the triumph of the realist strain in Belgian film, as "Rosetta," directed by Luc and Jean-Pierre Dardenne (brothers whose previous films include "La Promesse") captured top honors, including the Palme d'Or, at the Cannes International Film Festival. (While across town "The Carriers are Waiting," a comedy about a working-class family by a firsttime Belgian director, Benoit Mariage, played to packed houses at the Director's Fortnight, a sidebar to the main festival.) "Rosetta," which will open here in the fall, uses a hand-held camera and a cinema verite style to tell an intense moral fable about an impoverished young girl's struggle to hold down a menial job while maintaining shreds of dignity.</w:t>
         <w:br/>
-        <w:t>Mr. Traficant's rise to power coincided with the collapse of a steel industry that had been the sole identity of this town. From St. Anthony's, an Italian Catholic church located at the summit of Youngstown's Brier Hill District, you can almost take in the full sweep of the city's industrial river valley. Yet what remains represents simply a fraction of an extensive industrial network that stretched for miles along the banks of the Mahoning River. In the 1930's, a Works Progress Administration writer described this northeast Ohio region as "The Ruhr Valley of America," but to Youngstown's plain-speaking residents, it was simply the Steel Valley. Youngstown steel was used in the Panama Canal and in the equipment used to fight two world wars. The city's chief export framed skyscrapers and built suspension bridges. From steel doors and pipe to sheet metal and office furniture, nearly everything Youngstown produced was practical and necessary. J. Edgar Hoover, when describing the Youngstown of the early 20th century, called it one of the toughest cities in the nation. It was a rough-and-tumble town, but for reasons that went well beyond law enforcement. Work in the mills was punishing, and for most, life offered few luxuries.  "The smoking factories wanted young men who could take suffering and keep their woes to themselves," recalled the Hollywood mogul Jack Warner when describing his formative years in Youngstown.</w:t>
+        <w:t>Now from the Flanders region comes "Rosie," a sensitive and provocative debut feature, directed by Patrice Toye, focusing on the inner life of a 13-year-old girl. "Rosie," which opens in New York on Friday, begins as its eponymous heroine is being questioned by the warden of a girls' reformatory. Flashbacks show her with long hair, in a ratty fake fur coat and purple mittens, rollerskating to the dingy, gray block of apartments where she lives with her young, single mother and where their frequent guests include her mother's fly-by-night brother and her numerous suitors.</w:t>
         <w:br/>
-        <w:t xml:space="preserve">Today in Youngstown this suffering has taken on new meaning. No longer is it the pain of too much hard work but of too little. Since 1977, Youngstown and the surrounding area has lost tens of thousands of steel jobs.  The city's population, now approximately 80,000, is about half of what it was in 1930. For the disaffected who still live here, Mr. Traficant serves as a screaming infomercial aimed at a world that has moved on. </w:t>
+        <w:t>Something terrible has certainly happened: why else would Rosie be imprisoned? But the film draws its strength from the restraint, complexity, tenderness and assurance with which Ms. Toye approaches her delicate material.</w:t>
         <w:br/>
-        <w:t xml:space="preserve"> A self-styled populist, Mr. Traficant refers to himself as the "son of a truck driver." (That may be true, but with two master's degrees he is better educated than most of his constituents.) The image imprinted in the collective minds of Youngstown's forlorn working class is of Mr. Traficant as the Mahoning County sheriff who landed in jail himself because he refused to seize the foreclosed homes of unemployed steelworkers.</w:t>
+        <w:t>"I didn't want to tell an ABC story," says Ms. Toye, a warm and ebullient woman. "You know, the kind of film where you watch the first five minutes and you can already tell what's going to happen. I wanted to keep some things in reserve, to make partners of the spectators, so that they feel as vulnerable as Rosie, and as guilty. It was a way of trying to get people into her head."</w:t>
         <w:br/>
-        <w:t xml:space="preserve">When he beat federal bribery charges in 1983, he enhanced his legend, and the next year made the first of nine successful Congressional bids. The federal prosecutors had vastly underestimated Mr. Traficant's scrappy instinct for survival. Although he lacked a law degree, he represented himself in court, where he took on the dual roles of victim and aggressor. </w:t>
+        <w:t>"Rosie" is set in a working-class suburb of Antwerp, a strangely empty, colorless landscape. "There's a weird atmosphere in those suburbs," Ms. Toye says. "Thousands live there, but it seems so dead, because there's no life outside. There are no cafes. There's just one supermarket. I used the neighborhood to reflect the feelings people have in my film, the coldness and lack of communication. Filming inside small apartments, I wanted to show that these people don't have space, vistas, a future. When they look at each other, their vision is cramped; they lack perspective."</w:t>
         <w:br/>
-        <w:t xml:space="preserve">Mr. Traficant is an old-school politician where everything political is local. Throughout his career in Congress, he has publicly recognized the achievements of everyday people.  Personal contact with constituents and bringing home federal dollars, like $25 million for a community center, has earned him a reputation for getting things done. Angry and combative, Mr. Traficant gives voice to the community's rage when he rails against free trade, illegal immigrants and foreign steel, which many here cite as the causes of Youngstown's ongoing economic malaise. </w:t>
+        <w:t>To escape, Rosie heads for an abandoned industrial wasteland at the outskirts of the city where she takes refuge in fantasies spawned by romance novels and in the company of Jimi (Joost Wijnant), a boyfriend with the looks and swagger of a teen idol.</w:t>
         <w:br/>
-        <w:t>And though he often sounds dangerous, Mr. Traficant is rarely out of control. His speeches are sentences typically held together by profanities, but underneath it all he is a shrewd communicator who has never squandered an opportunity for a sound bite. The loud clothes, overbearing presence and outlandish one-minute speeches may simply be devices for getting noticed, but to the people in Youngstown, they have also come to represent a guy who says he's in their corner.</w:t>
+        <w:t>Ms. Toye, who at 32 is the first woman to direct a feature film in Flemish, grew up in southern Belgium. "The rest of the country calls the people in the south dumber and sweeter," she explains with a smile. She studied filmmaking at the St. Lucas Fine Arts Academy in Brussels and, after graduating in 1990, began making short films and documentaries for television. For "Rosie," she drew inspiration from newspaper stories and personal experience. She was fascinated, for example, by the case of a toddler killed by two 10-year-old boys in Liverpool in 1993. "You wonder, were they monsters? Where did they come from?"</w:t>
+        <w:br/>
+        <w:t>A child of divorce, Ms. Toye is familiar with the insecurities caused by upheaval. "What's strange," she notes, "is that you immediately understand, at the age 8 or 9, that having warmth at home, and a place you can always go to, is not something that's a given."</w:t>
+        <w:br/>
+        <w:t>"Rosie" also grew out of two documentaries Ms. Toye worked on, one about 13-year-old girls and the other about young prison inmates. "I'm not a psychologist," Ms. Toye says, though she notes that "Rosie" has been studied in clinical schools in Belgium. "I just wanted to see things from the child's perspective. For me she's neither angel nor devil. I wanted to show that people are a mixture of things, that most of the time, when they act wrongly, they're trying to get something right, trying to get some love in their lives."</w:t>
+        <w:br/>
+        <w:t>The Belgian actress Sara de Roo plays Irene, Rosie's mother. "It was hard to make a sympathetic character out of this woman who loves her child, but neglects her," she says. "But if the mother appears monstrous, then it's easy to blame the whole mess on her. What I like about this interpretation is that the child is also partly responsible for her actions."</w:t>
+        <w:br/>
+        <w:t>Not one false note mars the performance of 13-year-old Aranka Coppens, who makes her acting debut as Rosie. "I wanted Aranka's performance to be as authentic as possible," Ms. Toye says. "But at the same time, she really had to understand not to mix herself up with the character."</w:t>
+        <w:br/>
+        <w:t>Ms. Toye recalls a scene "where Aranka had to kiss the boy."</w:t>
+        <w:br/>
+        <w:t>"She refused," Ms. Toye says. "I asked why, and she said, 'I've never kissed a boy before, and I want to save that for the boy I love.' Well, there was nothing I could say."</w:t>
+        <w:br/>
+        <w:t>Both Ms. de Roo and Frank Vercruyssen, who plays Michel, Irene's troublesome brother, are members of an Antwerp-based actors' collective. Ms. Toye worked closely with them and with Richard van Oosterhout, her director of photography, who happens to be her partner of 10 years. (The couple are expecting their first child in November.)</w:t>
+        <w:br/>
+        <w:t>THE small Belgian film community has limited access to financing and resources, but its size can also be an advantage. "You can't act like you're some big shot in this country," says Mr. Vercruyssen. "Famous doesn't exist here. The eyes of Belgium are always on the world rather than on itself. So we have a lot of people who are used to working with both feet on the ground. Perhaps that's why the most interesting Belgian films today deal with very real people."</w:t>
+        <w:br/>
+        <w:t>Ms. Toye's next project will be an English-language feature, based on a Spanish novel and shot in Berlin. Still, she remains fascinated by the contradictions of her homeland, which has only recently emerged from a series of crises involving the contamination of its food , the sexual abuse of children by clergy and government corruption. "For the longest time," she says, "we just didn't talk about our problems. We didn't hang our dirty laundry in public. But sometimes you're better off doing that. Because at least things get aired."</w:t>
         <w:br/>
         <w:br/>
         <w:t>http://www.nytimes.com</w:t>
@@ -76,7 +96,7 @@
         <w:br/>
         <w:t xml:space="preserve"> </w:t>
         <w:br/>
-        <w:t>Drawing (Robert Grossman)</w:t>
+        <w:t>Photos: Aranka Coppens, who makes her acting debut as the troubled Rosie. (New Yorker Films); Patrice Toye, the director of "Rosie." At 32, she is the first woman to make a feature film in Flemish. (Jeffery A. Salter/The New York Times)</w:t>
       </w:r>
     </w:p>
     <w:sectPr>

--- a/example_articles/countries/Belgium/1.countries_Belgium_New_York_Times.docx
+++ b/example_articles/countries/Belgium/1.countries_Belgium_New_York_Times.docx
@@ -7,9 +7,7 @@
         <w:pStyle w:val="Heading1"/>
       </w:pPr>
       <w:r>
-        <w:t>FILM;</w:t>
-        <w:br/>
-        <w:t>Into a Delicate, Guilty Mind</w:t>
+        <w:t>Auteur Brothers Who Work Like Cops</w:t>
       </w:r>
     </w:p>
     <w:p>
@@ -19,17 +17,17 @@
     </w:p>
     <w:p>
       <w:r>
-        <w:t>Date: 1999-07-18</w:t>
+        <w:t>Date: 2005-05-18</w:t>
       </w:r>
     </w:p>
     <w:p>
       <w:r>
-        <w:t>Section: Section 2; ; Section 2; Page 24; Column 4; Arts and Leisure Desk ; Column 4;</w:t>
+        <w:t>Section: Section E; Column 6; The Arts/Cultural Desk; Pg. 1; CRITIC'S NOTEBOOK</w:t>
       </w:r>
     </w:p>
     <w:p>
       <w:r>
-        <w:t>Source file: NYT/34.DOCX</w:t>
+        <w:t>Source file: NYT/38.DOCX</w:t>
       </w:r>
     </w:p>
     <w:p>
@@ -51,41 +49,22 @@
     </w:p>
     <w:p>
       <w:r>
-        <w:t>MEET Benoit: bon vivant, raconteur and smalltime intellectual. His parents are shopkeepers, his girlfriend plays the flute, and he would be great company were he not a mass murderer. Benoit is the hero of "Man Bites Dog," a 1992 classic of underground Belgian cinema. In the course of this 92-minute pseudo-documentary, he quotes Jacques Brel and rails against the architecture of low-cost housing while killing old people, women and children.</w:t>
+        <w:t xml:space="preserve">When the Belgian director Jean-Pierre Dardenne was a teenager, one of his passions, unsurprisingly, was soccer, specifically the great team Royal Standard de Liege. One day, Mr. Dardenne, who is now 54 and still lives near Liege, watched an interview on television with a star of the team, Roger Claessen. Mr. Dardenne related how the interviewer breathlessly told Mr. Claessen that he had a fabulous life ornamented with hundreds of girls. But what else, wondered the interviewer, did he do with his time? ''I have a pillow book,'' Mr. Claessen said. ''Dostoyevsky.'' </w:t>
         <w:br/>
-        <w:t>In other words, Benoit manages to appear at once socially deviant and entirely ordinary, and in this he is like many of his cinematic compatriots. From the little boy who dreams of being a transvestite in Alain Berliner's "Ma Vie en Rose," to the corporate executive who learns to enjoy life from a hitchhiker with Down's syndrome in Jaco van Dormael's "Eighth Day," to the 18th-century castrato who longs for a satisfying relationship in Gerard Corbiau's "Farinelli," to the dwarf-size legal clerk who falls in love with a mountainous Anita Ekberg in Yvan Le Moine's "Red Dwarf," these Belgian Everymen seem afflicted with a perpetual identity crisis, products of a deeply divided land and a national cinema that fluctuates wildly between extremes of the mundane and the peculiar.</w:t>
+        <w:t xml:space="preserve"> This greatly impressed the young Mr. Dardenne, who soon found a book of Dostoyevsky to use for his own bedside reading. Every other student at his school did the same. By reading the Russian author, the filmmaker said, ''we all hoped we'd become Roger Claessen.'' Mr. Dardenne's younger brother and filmmaking partner, Luc, began reading Dostoyevsky as well. He counts ''Crime and Punishment'' as one of his favorites, although he quickly adds that Woody Allen's film ''Crimes and Misdemeanors'' is better yet. As it happens, ''Crime and Punishment'' significantly informs the Dardennes' latest masterly work, ''The Child,'' a harrowing story about a petty thief of uncertain morality named Bruno, his girlfriend, Sonia, and their newborn son, Jimmy. </w:t>
         <w:br/>
-        <w:t>This year in particular marked the triumph of the realist strain in Belgian film, as "Rosetta," directed by Luc and Jean-Pierre Dardenne (brothers whose previous films include "La Promesse") captured top honors, including the Palme d'Or, at the Cannes International Film Festival. (While across town "The Carriers are Waiting," a comedy about a working-class family by a firsttime Belgian director, Benoit Mariage, played to packed houses at the Director's Fortnight, a sidebar to the main festival.) "Rosetta," which will open here in the fall, uses a hand-held camera and a cinema verite style to tell an intense moral fable about an impoverished young girl's struggle to hold down a menial job while maintaining shreds of dignity.</w:t>
+        <w:t xml:space="preserve"> Jean-Pierre Dardenne recalled his introduction to Dostoyevsky on Monday while sitting in the suite here housing Celluloid Dreams, the sales company handling ''The Child.'' Luc, who is three years younger, sat next to him. Luc Dardenne is generally the more effusive of the pair, at least in interviews, with an open face and a generous smile. His older brother has a somewhat sterner mien, which was accentuated that evening by a black leather jacket and foul-smelling cigarette. Luc Dardenne took sips from one of the many Champagne flutes scattered around the suite. The Champagne was well deserved: several hours earlier ''The Child'' had been greeted with cheers and applause after its first press screening at the Cannes Film Festival. Critics who have lustily booed other competition films this year left ''The Child'' extolling its greatness. </w:t>
         <w:br/>
-        <w:t>Now from the Flanders region comes "Rosie," a sensitive and provocative debut feature, directed by Patrice Toye, focusing on the inner life of a 13-year-old girl. "Rosie," which opens in New York on Friday, begins as its eponymous heroine is being questioned by the warden of a girls' reformatory. Flashbacks show her with long hair, in a ratty fake fur coat and purple mittens, rollerskating to the dingy, gray block of apartments where she lives with her young, single mother and where their frequent guests include her mother's fly-by-night brother and her numerous suitors.</w:t>
+        <w:t xml:space="preserve"> ''The Child'' is the fifth of the Dardennes' six fiction features to show at Cannes. The brothers began working in film on documentaries, concentrating on working-class matters, and then moved into fiction storytelling in the late 1980's. (They still produce documentaries through their production company.) In 1996, they made a sensationally well-received breakthrough film, ''The Promise,'' a moral fable delivered in the key of neo-realism about a teenager who disobeys his criminal father to help an illegal immigrant and her child. The film played in one of the festival's parallel programs, Directors' Fortnight. All the features the brothers have since directed have been shown in competition, including ''Rosetta,'' which won the Palme d'Or and an award for best actress in 1999. </w:t>
         <w:br/>
-        <w:t>Something terrible has certainly happened: why else would Rosie be imprisoned? But the film draws its strength from the restraint, complexity, tenderness and assurance with which Ms. Toye approaches her delicate material.</w:t>
+        <w:t xml:space="preserve"> ''The Child'' stars Jeremie Renier, the teenager from ''The Promise.'' Mr. Renier, now 24, will become a father soon; his co-star in the new film, a wisp of a girl named Deborah Francois, is 17 and still in high school. After she watched the film for the first time, Jean-Pierre Dardenne said, Ms. Francois expressed surprise that she could appear so childish onscreen. ''We are all children,'' Jean-Pierre Dardenne said. ''Everyone is a child in the film.'' Asked if they consider their work religious, however, Luc Dardenne instead related La Fontaine's fable about the wolf and the lamb, which he slightly misremembered. In Luc Dardenne's version, the lamb fatally betrays his family to the wolf. But the lamb has no choice. ''We like to think of Bruno like that little lamb,'' Luc Dardenne said, ''making his choices as best he can.'' </w:t>
         <w:br/>
-        <w:t>"I didn't want to tell an ABC story," says Ms. Toye, a warm and ebullient woman. "You know, the kind of film where you watch the first five minutes and you can already tell what's going to happen. I wanted to keep some things in reserve, to make partners of the spectators, so that they feel as vulnerable as Rosie, and as guilty. It was a way of trying to get people into her head."</w:t>
+        <w:t xml:space="preserve"> The brothers share the writing and directing credits on all their fiction films. ''There's always one of us in the middle of the crew with the camera and one is with the monitor,'' Jean-Pierre Dardenne said. ''We work together and together we develop things with the actors before the crew gets on the set. One will put himself in the place of the camera and the other will say this is a good idea, that's a good idea. It comes about organically. There are always two points of view on what's happening. It's like two policemen who are alternating interrogations.'' They dig to the core of the issue, he added with a flourish, like policemen trying to provoke ''a criminal to confess a crime.''</w:t>
         <w:br/>
-        <w:t>"Rosie" is set in a working-class suburb of Antwerp, a strangely empty, colorless landscape. "There's a weird atmosphere in those suburbs," Ms. Toye says. "Thousands live there, but it seems so dead, because there's no life outside. There are no cafes. There's just one supermarket. I used the neighborhood to reflect the feelings people have in my film, the coldness and lack of communication. Filming inside small apartments, I wanted to show that these people don't have space, vistas, a future. When they look at each other, their vision is cramped; they lack perspective."</w:t>
+        <w:t xml:space="preserve"> Asked if they operate like good cop and bad cop, the Dardennes laughed; they insisted that they were both bad cops. </w:t>
         <w:br/>
-        <w:t>To escape, Rosie heads for an abandoned industrial wasteland at the outskirts of the city where she takes refuge in fantasies spawned by romance novels and in the company of Jimi (Joost Wijnant), a boyfriend with the looks and swagger of a teen idol.</w:t>
+        <w:t xml:space="preserve"> In another hour or so, the two men would finally be able to sit down at a table with their wives, friends and colleagues, rather than journalists, and eat dinner. But the night would not end after the final digestif. At 1:30 in the morning, the Dardennes would enter the Lumiere, the largest of the festival's theaters, to perform a technical check with their producer and the film's director of photography and sound mixer. Only after they had vetted sound and image would they call it a night. The next day, the Dardennes would walk the red carpet on their way to the first public screening of ''The Child,'' and no doubt the audience would cheer. </w:t>
         <w:br/>
-        <w:t>Ms. Toye, who at 32 is the first woman to direct a feature film in Flemish, grew up in southern Belgium. "The rest of the country calls the people in the south dumber and sweeter," she explains with a smile. She studied filmmaking at the St. Lucas Fine Arts Academy in Brussels and, after graduating in 1990, began making short films and documentaries for television. For "Rosie," she drew inspiration from newspaper stories and personal experience. She was fascinated, for example, by the case of a toddler killed by two 10-year-old boys in Liverpool in 1993. "You wonder, were they monsters? Where did they come from?"</w:t>
-        <w:br/>
-        <w:t>A child of divorce, Ms. Toye is familiar with the insecurities caused by upheaval. "What's strange," she notes, "is that you immediately understand, at the age 8 or 9, that having warmth at home, and a place you can always go to, is not something that's a given."</w:t>
-        <w:br/>
-        <w:t>"Rosie" also grew out of two documentaries Ms. Toye worked on, one about 13-year-old girls and the other about young prison inmates. "I'm not a psychologist," Ms. Toye says, though she notes that "Rosie" has been studied in clinical schools in Belgium. "I just wanted to see things from the child's perspective. For me she's neither angel nor devil. I wanted to show that people are a mixture of things, that most of the time, when they act wrongly, they're trying to get something right, trying to get some love in their lives."</w:t>
-        <w:br/>
-        <w:t>The Belgian actress Sara de Roo plays Irene, Rosie's mother. "It was hard to make a sympathetic character out of this woman who loves her child, but neglects her," she says. "But if the mother appears monstrous, then it's easy to blame the whole mess on her. What I like about this interpretation is that the child is also partly responsible for her actions."</w:t>
-        <w:br/>
-        <w:t>Not one false note mars the performance of 13-year-old Aranka Coppens, who makes her acting debut as Rosie. "I wanted Aranka's performance to be as authentic as possible," Ms. Toye says. "But at the same time, she really had to understand not to mix herself up with the character."</w:t>
-        <w:br/>
-        <w:t>Ms. Toye recalls a scene "where Aranka had to kiss the boy."</w:t>
-        <w:br/>
-        <w:t>"She refused," Ms. Toye says. "I asked why, and she said, 'I've never kissed a boy before, and I want to save that for the boy I love.' Well, there was nothing I could say."</w:t>
-        <w:br/>
-        <w:t>Both Ms. de Roo and Frank Vercruyssen, who plays Michel, Irene's troublesome brother, are members of an Antwerp-based actors' collective. Ms. Toye worked closely with them and with Richard van Oosterhout, her director of photography, who happens to be her partner of 10 years. (The couple are expecting their first child in November.)</w:t>
-        <w:br/>
-        <w:t>THE small Belgian film community has limited access to financing and resources, but its size can also be an advantage. "You can't act like you're some big shot in this country," says Mr. Vercruyssen. "Famous doesn't exist here. The eyes of Belgium are always on the world rather than on itself. So we have a lot of people who are used to working with both feet on the ground. Perhaps that's why the most interesting Belgian films today deal with very real people."</w:t>
-        <w:br/>
-        <w:t>Ms. Toye's next project will be an English-language feature, based on a Spanish novel and shot in Berlin. Still, she remains fascinated by the contradictions of her homeland, which has only recently emerged from a series of crises involving the contamination of its food , the sexual abuse of children by clergy and government corruption. "For the longest time," she says, "we just didn't talk about our problems. We didn't hang our dirty laundry in public. But sometimes you're better off doing that. Because at least things get aired."</w:t>
         <w:br/>
         <w:br/>
         <w:t>http://www.nytimes.com</w:t>
@@ -96,7 +75,9 @@
         <w:br/>
         <w:t xml:space="preserve"> </w:t>
         <w:br/>
-        <w:t>Photos: Aranka Coppens, who makes her acting debut as the troubled Rosie. (New Yorker Films); Patrice Toye, the director of "Rosie." At 32, she is the first woman to make a feature film in Flemish. (Jeffery A. Salter/The New York Times)</w:t>
+        <w:t>Photos: Luc, left, and Jean-Pierre Dardenne in Cannes on Tuesday. (Photo by Niviere/European Pressphoto Agency)(pg. E1)</w:t>
+        <w:br/>
+        <w:t xml:space="preserve"> Jeremie Renier and Deborah Francois in ''The Child.'' The Dardenne brothers' film is in competition at the Cannes Film Festival. (Photo by Diaphana Distribution)(pg. E5)</w:t>
       </w:r>
     </w:p>
     <w:sectPr>
